--- a/Old Learning/JHA Learnings/database/mongo vs mysql.docx
+++ b/Old Learning/JHA Learnings/database/mongo vs mysql.docx
@@ -1,6 +1,6 @@
 
 <file path=word/document.xml><?xml version="1.0" encoding="utf-8"?>
-<w:document xmlns:wpc="http://schemas.microsoft.com/office/word/2010/wordprocessingCanvas" xmlns:cx="http://schemas.microsoft.com/office/drawing/2014/chartex" xmlns:cx1="http://schemas.microsoft.com/office/drawing/2015/9/8/chartex" xmlns:cx2="http://schemas.microsoft.com/office/drawing/2015/10/21/chartex" xmlns:cx3="http://schemas.microsoft.com/office/drawing/2016/5/9/chartex" xmlns:cx4="http://schemas.microsoft.com/office/drawing/2016/5/10/chartex" xmlns:cx5="http://schemas.microsoft.com/office/drawing/2016/5/11/chartex" xmlns:cx6="http://schemas.microsoft.com/office/drawing/2016/5/12/chartex" xmlns:cx7="http://schemas.microsoft.com/office/drawing/2016/5/13/chartex" xmlns:cx8="http://schemas.microsoft.com/office/drawing/2016/5/14/chartex" xmlns:mc="http://schemas.openxmlformats.org/markup-compatibility/2006" xmlns:aink="http://schemas.microsoft.com/office/drawing/2016/ink" xmlns:am3d="http://schemas.microsoft.com/office/drawing/2017/model3d" xmlns:o="urn:schemas-microsoft-com:office:office" xmlns:oel="http://schemas.microsoft.com/office/2019/extlst" xmlns:r="http://schemas.openxmlformats.org/officeDocument/2006/relationships" xmlns:m="http://schemas.openxmlformats.org/officeDocument/2006/math" xmlns:v="urn:schemas-microsoft-com:vml" xmlns:wp14="http://schemas.microsoft.com/office/word/2010/wordprocessingDrawing" xmlns:wp="http://schemas.openxmlformats.org/drawingml/2006/wordprocessingDrawing" xmlns:w10="urn:schemas-microsoft-com:office:word" xmlns:w="http://schemas.openxmlformats.org/wordprocessingml/2006/main" xmlns:w14="http://schemas.microsoft.com/office/word/2010/wordml" xmlns:w15="http://schemas.microsoft.com/office/word/2012/wordml" xmlns:w16cex="http://schemas.microsoft.com/office/word/2018/wordml/cex" xmlns:w16cid="http://schemas.microsoft.com/office/word/2016/wordml/cid" xmlns:w16="http://schemas.microsoft.com/office/word/2018/wordml" xmlns:w16du="http://schemas.microsoft.com/office/word/2023/wordml/word16du" xmlns:w16sdtdh="http://schemas.microsoft.com/office/word/2020/wordml/sdtdatahash" xmlns:w16se="http://schemas.microsoft.com/office/word/2015/wordml/symex" xmlns:wpg="http://schemas.microsoft.com/office/word/2010/wordprocessingGroup" xmlns:wpi="http://schemas.microsoft.com/office/word/2010/wordprocessingInk" xmlns:wne="http://schemas.microsoft.com/office/word/2006/wordml" xmlns:wps="http://schemas.microsoft.com/office/word/2010/wordprocessingShape" mc:Ignorable="w14 w15 w16se w16cid w16 w16cex w16sdtdh wp14">
+<w:document xmlns:wpc="http://schemas.microsoft.com/office/word/2010/wordprocessingCanvas" xmlns:cx="http://schemas.microsoft.com/office/drawing/2014/chartex" xmlns:cx1="http://schemas.microsoft.com/office/drawing/2015/9/8/chartex" xmlns:cx2="http://schemas.microsoft.com/office/drawing/2015/10/21/chartex" xmlns:cx3="http://schemas.microsoft.com/office/drawing/2016/5/9/chartex" xmlns:cx4="http://schemas.microsoft.com/office/drawing/2016/5/10/chartex" xmlns:cx5="http://schemas.microsoft.com/office/drawing/2016/5/11/chartex" xmlns:cx6="http://schemas.microsoft.com/office/drawing/2016/5/12/chartex" xmlns:cx7="http://schemas.microsoft.com/office/drawing/2016/5/13/chartex" xmlns:cx8="http://schemas.microsoft.com/office/drawing/2016/5/14/chartex" xmlns:mc="http://schemas.openxmlformats.org/markup-compatibility/2006" xmlns:aink="http://schemas.microsoft.com/office/drawing/2016/ink" xmlns:am3d="http://schemas.microsoft.com/office/drawing/2017/model3d" xmlns:o="urn:schemas-microsoft-com:office:office" xmlns:oel="http://schemas.microsoft.com/office/2019/extlst" xmlns:r="http://schemas.openxmlformats.org/officeDocument/2006/relationships" xmlns:m="http://schemas.openxmlformats.org/officeDocument/2006/math" xmlns:v="urn:schemas-microsoft-com:vml" xmlns:wp14="http://schemas.microsoft.com/office/word/2010/wordprocessingDrawing" xmlns:wp="http://schemas.openxmlformats.org/drawingml/2006/wordprocessingDrawing" xmlns:w10="urn:schemas-microsoft-com:office:word" xmlns:w="http://schemas.openxmlformats.org/wordprocessingml/2006/main" xmlns:w14="http://schemas.microsoft.com/office/word/2010/wordml" xmlns:w15="http://schemas.microsoft.com/office/word/2012/wordml" xmlns:w16cex="http://schemas.microsoft.com/office/word/2018/wordml/cex" xmlns:w16cid="http://schemas.microsoft.com/office/word/2016/wordml/cid" xmlns:w16="http://schemas.microsoft.com/office/word/2018/wordml" xmlns:w16du="http://schemas.microsoft.com/office/word/2023/wordml/word16du" xmlns:w16sdtdh="http://schemas.microsoft.com/office/word/2020/wordml/sdtdatahash" xmlns:w16sdtfl="http://schemas.microsoft.com/office/word/2024/wordml/sdtformatlock" xmlns:w16se="http://schemas.microsoft.com/office/word/2015/wordml/symex" xmlns:wpg="http://schemas.microsoft.com/office/word/2010/wordprocessingGroup" xmlns:wpi="http://schemas.microsoft.com/office/word/2010/wordprocessingInk" xmlns:wne="http://schemas.microsoft.com/office/word/2006/wordml" xmlns:wps="http://schemas.microsoft.com/office/word/2010/wordprocessingShape" mc:Ignorable="w14 w15 w16se w16cid w16 w16cex w16sdtdh w16sdtfl w16du wp14">
   <w:body>
     <w:p>
       <w:pPr>
@@ -28,24 +28,155 @@
         <w:spacing w:after="0" w:line="240" w:lineRule="auto"/>
       </w:pPr>
       <w:r>
-        <w:t xml:space="preserve">Mongo </w:t>
-      </w:r>
-      <w:proofErr w:type="spellStart"/>
-      <w:r>
-        <w:t>db</w:t>
-      </w:r>
-      <w:proofErr w:type="spellEnd"/>
-      <w:r>
-        <w:t xml:space="preserve"> takes a document oriented </w:t>
-      </w:r>
-      <w:proofErr w:type="gramStart"/>
-      <w:r>
-        <w:t>design</w:t>
-      </w:r>
-      <w:proofErr w:type="gramEnd"/>
-      <w:r>
+        <w:t xml:space="preserve">Mongo db takes a document oriented design </w:t>
+      </w:r>
+    </w:p>
+    <w:p>
+      <w:pPr>
+        <w:pStyle w:val="ListParagraph"/>
+        <w:numPr>
+          <w:ilvl w:val="0"/>
+          <w:numId w:val="1"/>
+        </w:numPr>
+        <w:spacing w:after="0" w:line="240" w:lineRule="auto"/>
+      </w:pPr>
+      <w:r>
+        <w:t>JSON like structure</w:t>
+      </w:r>
+    </w:p>
+    <w:p>
+      <w:pPr>
+        <w:pStyle w:val="ListParagraph"/>
+        <w:numPr>
+          <w:ilvl w:val="0"/>
+          <w:numId w:val="1"/>
+        </w:numPr>
+        <w:spacing w:after="0" w:line="240" w:lineRule="auto"/>
+      </w:pPr>
+      <w:r>
+        <w:t>Value and key pair of different types</w:t>
+      </w:r>
+    </w:p>
+    <w:p>
+      <w:pPr>
+        <w:pStyle w:val="ListParagraph"/>
+        <w:numPr>
+          <w:ilvl w:val="0"/>
+          <w:numId w:val="1"/>
+        </w:numPr>
+        <w:spacing w:after="0" w:line="240" w:lineRule="auto"/>
+      </w:pPr>
+      <w:r>
+        <w:t>It offers greater reliability , security and efficiency in addition to flexibility</w:t>
+      </w:r>
+    </w:p>
+    <w:p>
+      <w:pPr>
+        <w:pStyle w:val="ListParagraph"/>
+        <w:numPr>
+          <w:ilvl w:val="0"/>
+          <w:numId w:val="1"/>
+        </w:numPr>
+        <w:spacing w:after="0" w:line="240" w:lineRule="auto"/>
+      </w:pPr>
+      <w:r>
+        <w:t xml:space="preserve">It maintains </w:t>
+      </w:r>
+      <w:r>
+        <w:rPr>
+          <w:b/>
+          <w:bCs/>
+        </w:rPr>
+        <w:t>several copies of data</w:t>
+      </w:r>
+      <w:r>
+        <w:t xml:space="preserve"> using replication or replica sets</w:t>
+      </w:r>
+      <w:r>
+        <w:t xml:space="preserve"> and deploy them on various servers</w:t>
+      </w:r>
+    </w:p>
+    <w:p>
+      <w:pPr>
+        <w:pStyle w:val="ListParagraph"/>
+        <w:numPr>
+          <w:ilvl w:val="0"/>
+          <w:numId w:val="1"/>
+        </w:numPr>
+        <w:spacing w:after="0" w:line="240" w:lineRule="auto"/>
+      </w:pPr>
+      <w:r>
+        <w:t xml:space="preserve">You can </w:t>
+      </w:r>
+      <w:r>
+        <w:rPr>
+          <w:b/>
+          <w:bCs/>
+        </w:rPr>
+        <w:t>index fields</w:t>
+      </w:r>
+      <w:r>
+        <w:t xml:space="preserve"> in mongo db as either primary or secondary</w:t>
+      </w:r>
+      <w:r>
+        <w:t xml:space="preserve"> , this improves search performance in the database</w:t>
+      </w:r>
+    </w:p>
+    <w:p>
+      <w:pPr>
+        <w:pStyle w:val="ListParagraph"/>
+        <w:numPr>
+          <w:ilvl w:val="0"/>
+          <w:numId w:val="1"/>
+        </w:numPr>
+        <w:spacing w:after="0" w:line="240" w:lineRule="auto"/>
+      </w:pPr>
+      <w:r>
+        <w:rPr>
+          <w:b/>
+          <w:bCs/>
+        </w:rPr>
+        <w:t>Adhoc queries</w:t>
+      </w:r>
+      <w:r>
+        <w:t xml:space="preserve"> are temporary commands that provide different returns for executing queries</w:t>
+      </w:r>
+    </w:p>
+    <w:p>
+      <w:pPr>
+        <w:pStyle w:val="ListParagraph"/>
+        <w:numPr>
+          <w:ilvl w:val="0"/>
+          <w:numId w:val="1"/>
+        </w:numPr>
+        <w:spacing w:after="0" w:line="240" w:lineRule="auto"/>
+      </w:pPr>
+      <w:r>
+        <w:t xml:space="preserve">Mongo db is capable of scaling horizontally with the help of </w:t>
+      </w:r>
+      <w:r>
+        <w:rPr>
+          <w:b/>
+          <w:bCs/>
+        </w:rPr>
+        <w:t>sharding</w:t>
+      </w:r>
+      <w:r>
+        <w:rPr>
+          <w:b/>
+          <w:bCs/>
+        </w:rPr>
         <w:t xml:space="preserve"> </w:t>
       </w:r>
+      <w:r>
+        <w:t>Distributing large data sets across different data collections</w:t>
+      </w:r>
+      <w:r>
+        <w:t xml:space="preserve"> , with the help of shard key</w:t>
+      </w:r>
+      <w:r>
+        <w:tab/>
+      </w:r>
     </w:p>
     <w:p>
       <w:pPr>
@@ -55,9 +186,27 @@
           <w:numId w:val="1"/>
         </w:numPr>
         <w:spacing w:after="0" w:line="240" w:lineRule="auto"/>
-      </w:pPr>
-      <w:r>
-        <w:t>JSON like structure</w:t>
+        <w:rPr>
+          <w:b/>
+          <w:bCs/>
+        </w:rPr>
+      </w:pPr>
+      <w:r>
+        <w:rPr>
+          <w:b/>
+          <w:bCs/>
+        </w:rPr>
+        <w:t>Load balancing</w:t>
+      </w:r>
+      <w:r>
+        <w:rPr>
+          <w:b/>
+          <w:bCs/>
+        </w:rPr>
+        <w:t xml:space="preserve"> </w:t>
+      </w:r>
+      <w:r>
+        <w:t>helps to reduce the load on each server</w:t>
       </w:r>
     </w:p>
     <w:p>
@@ -68,9 +217,23 @@
           <w:numId w:val="1"/>
         </w:numPr>
         <w:spacing w:after="0" w:line="240" w:lineRule="auto"/>
-      </w:pPr>
-      <w:r>
-        <w:t>Value and key pair of different types</w:t>
+        <w:rPr>
+          <w:b/>
+          <w:bCs/>
+        </w:rPr>
+      </w:pPr>
+      <w:r>
+        <w:rPr>
+          <w:b/>
+          <w:bCs/>
+        </w:rPr>
+        <w:t xml:space="preserve">File Storage </w:t>
+      </w:r>
+      <w:r>
+        <w:t xml:space="preserve"> you can use MongoDB as a file system known as GridFS that comes with data replication</w:t>
+      </w:r>
+      <w:r>
+        <w:t xml:space="preserve"> and load balancing features for multiple computers</w:t>
       </w:r>
     </w:p>
     <w:p>
@@ -81,288 +244,17 @@
           <w:numId w:val="1"/>
         </w:numPr>
         <w:spacing w:after="0" w:line="240" w:lineRule="auto"/>
-      </w:pPr>
-      <w:r>
-        <w:t xml:space="preserve">It offers greater </w:t>
-      </w:r>
-      <w:proofErr w:type="gramStart"/>
-      <w:r>
-        <w:t>reliability ,</w:t>
-      </w:r>
-      <w:proofErr w:type="gramEnd"/>
-      <w:r>
-        <w:t xml:space="preserve"> security and efficiency in addition to flexibility</w:t>
-      </w:r>
-    </w:p>
-    <w:p>
-      <w:pPr>
-        <w:pStyle w:val="ListParagraph"/>
-        <w:numPr>
-          <w:ilvl w:val="0"/>
-          <w:numId w:val="1"/>
-        </w:numPr>
-        <w:spacing w:after="0" w:line="240" w:lineRule="auto"/>
-      </w:pPr>
-      <w:r>
-        <w:t xml:space="preserve">It maintains </w:t>
-      </w:r>
-      <w:r>
-        <w:rPr>
-          <w:b/>
-          <w:bCs/>
-        </w:rPr>
-        <w:t>several copies of data</w:t>
-      </w:r>
-      <w:r>
-        <w:t xml:space="preserve"> using replication or replica sets</w:t>
-      </w:r>
-      <w:r>
-        <w:t xml:space="preserve"> and deploy them on various </w:t>
-      </w:r>
-      <w:proofErr w:type="gramStart"/>
-      <w:r>
-        <w:t>servers</w:t>
-      </w:r>
-      <w:proofErr w:type="gramEnd"/>
-    </w:p>
-    <w:p>
-      <w:pPr>
-        <w:pStyle w:val="ListParagraph"/>
-        <w:numPr>
-          <w:ilvl w:val="0"/>
-          <w:numId w:val="1"/>
-        </w:numPr>
-        <w:spacing w:after="0" w:line="240" w:lineRule="auto"/>
-      </w:pPr>
-      <w:r>
-        <w:t xml:space="preserve">You can </w:t>
-      </w:r>
-      <w:r>
-        <w:rPr>
-          <w:b/>
-          <w:bCs/>
-        </w:rPr>
-        <w:t>index fields</w:t>
-      </w:r>
-      <w:r>
-        <w:t xml:space="preserve"> in mongo </w:t>
-      </w:r>
-      <w:proofErr w:type="spellStart"/>
-      <w:r>
-        <w:t>db</w:t>
-      </w:r>
-      <w:proofErr w:type="spellEnd"/>
-      <w:r>
-        <w:t xml:space="preserve"> as either primary or </w:t>
-      </w:r>
-      <w:proofErr w:type="gramStart"/>
-      <w:r>
-        <w:t>secondary</w:t>
-      </w:r>
-      <w:r>
-        <w:t xml:space="preserve"> ,</w:t>
-      </w:r>
-      <w:proofErr w:type="gramEnd"/>
-      <w:r>
-        <w:t xml:space="preserve"> this improves search performance in the database</w:t>
-      </w:r>
-    </w:p>
-    <w:p>
-      <w:pPr>
-        <w:pStyle w:val="ListParagraph"/>
-        <w:numPr>
-          <w:ilvl w:val="0"/>
-          <w:numId w:val="1"/>
-        </w:numPr>
-        <w:spacing w:after="0" w:line="240" w:lineRule="auto"/>
-      </w:pPr>
-      <w:proofErr w:type="spellStart"/>
-      <w:r>
-        <w:rPr>
-          <w:b/>
-          <w:bCs/>
-        </w:rPr>
-        <w:t>Adhoc</w:t>
-      </w:r>
-      <w:proofErr w:type="spellEnd"/>
-      <w:r>
-        <w:rPr>
-          <w:b/>
-          <w:bCs/>
-        </w:rPr>
-        <w:t xml:space="preserve"> queries</w:t>
-      </w:r>
-      <w:r>
-        <w:t xml:space="preserve"> are temporary commands that provide different returns for executing </w:t>
-      </w:r>
-      <w:proofErr w:type="gramStart"/>
-      <w:r>
-        <w:t>queries</w:t>
-      </w:r>
-      <w:proofErr w:type="gramEnd"/>
-    </w:p>
-    <w:p>
-      <w:pPr>
-        <w:pStyle w:val="ListParagraph"/>
-        <w:numPr>
-          <w:ilvl w:val="0"/>
-          <w:numId w:val="1"/>
-        </w:numPr>
-        <w:spacing w:after="0" w:line="240" w:lineRule="auto"/>
-      </w:pPr>
-      <w:r>
-        <w:t xml:space="preserve">Mongo </w:t>
-      </w:r>
-      <w:proofErr w:type="spellStart"/>
-      <w:r>
-        <w:t>db</w:t>
-      </w:r>
-      <w:proofErr w:type="spellEnd"/>
-      <w:r>
-        <w:t xml:space="preserve"> is capable of scaling horizontally with the help of </w:t>
-      </w:r>
-      <w:proofErr w:type="spellStart"/>
-      <w:r>
-        <w:rPr>
-          <w:b/>
-          <w:bCs/>
-        </w:rPr>
-        <w:t>sharding</w:t>
-      </w:r>
-      <w:proofErr w:type="spellEnd"/>
-      <w:r>
-        <w:rPr>
-          <w:b/>
-          <w:bCs/>
-        </w:rPr>
-        <w:t xml:space="preserve"> </w:t>
-      </w:r>
-      <w:r>
-        <w:t xml:space="preserve">Distributing large data sets across different data </w:t>
-      </w:r>
-      <w:proofErr w:type="gramStart"/>
-      <w:r>
-        <w:t>collections</w:t>
-      </w:r>
-      <w:r>
-        <w:t xml:space="preserve"> ,</w:t>
-      </w:r>
-      <w:proofErr w:type="gramEnd"/>
-      <w:r>
-        <w:t xml:space="preserve"> with the help of shard key</w:t>
-      </w:r>
-    </w:p>
-    <w:p>
-      <w:pPr>
-        <w:pStyle w:val="ListParagraph"/>
-        <w:numPr>
-          <w:ilvl w:val="0"/>
-          <w:numId w:val="1"/>
-        </w:numPr>
-        <w:spacing w:after="0" w:line="240" w:lineRule="auto"/>
-        <w:rPr>
-          <w:b/>
-          <w:bCs/>
-        </w:rPr>
-      </w:pPr>
-      <w:r>
-        <w:rPr>
-          <w:b/>
-          <w:bCs/>
-        </w:rPr>
-        <w:t>Load balancing</w:t>
-      </w:r>
-      <w:r>
-        <w:rPr>
-          <w:b/>
-          <w:bCs/>
-        </w:rPr>
-        <w:t xml:space="preserve"> </w:t>
-      </w:r>
-      <w:r>
-        <w:t xml:space="preserve">helps to reduce the load on each </w:t>
-      </w:r>
-      <w:proofErr w:type="gramStart"/>
-      <w:r>
-        <w:t>server</w:t>
-      </w:r>
-      <w:proofErr w:type="gramEnd"/>
-    </w:p>
-    <w:p>
-      <w:pPr>
-        <w:pStyle w:val="ListParagraph"/>
-        <w:numPr>
-          <w:ilvl w:val="0"/>
-          <w:numId w:val="1"/>
-        </w:numPr>
-        <w:spacing w:after="0" w:line="240" w:lineRule="auto"/>
-        <w:rPr>
-          <w:b/>
-          <w:bCs/>
-        </w:rPr>
-      </w:pPr>
-      <w:r>
-        <w:rPr>
-          <w:b/>
-          <w:bCs/>
-        </w:rPr>
-        <w:t xml:space="preserve">File </w:t>
-      </w:r>
-      <w:proofErr w:type="gramStart"/>
-      <w:r>
-        <w:rPr>
-          <w:b/>
-          <w:bCs/>
-        </w:rPr>
-        <w:t xml:space="preserve">Storage </w:t>
-      </w:r>
-      <w:r>
-        <w:t xml:space="preserve"> you</w:t>
-      </w:r>
-      <w:proofErr w:type="gramEnd"/>
-      <w:r>
-        <w:t xml:space="preserve"> can use MongoDB as a file system known as </w:t>
-      </w:r>
-      <w:proofErr w:type="spellStart"/>
-      <w:r>
-        <w:t>GridFS</w:t>
-      </w:r>
-      <w:proofErr w:type="spellEnd"/>
-      <w:r>
-        <w:t xml:space="preserve"> that comes with data replication</w:t>
-      </w:r>
-      <w:r>
-        <w:t xml:space="preserve"> and load balancing features for multiple computers</w:t>
-      </w:r>
-    </w:p>
-    <w:p>
-      <w:pPr>
-        <w:pStyle w:val="ListParagraph"/>
-        <w:numPr>
-          <w:ilvl w:val="0"/>
-          <w:numId w:val="1"/>
-        </w:numPr>
-        <w:spacing w:after="0" w:line="240" w:lineRule="auto"/>
-        <w:rPr>
-          <w:b/>
-          <w:bCs/>
-        </w:rPr>
-      </w:pPr>
-      <w:proofErr w:type="gramStart"/>
-      <w:r>
-        <w:rPr>
-          <w:b/>
-          <w:bCs/>
-        </w:rPr>
-        <w:t>Aggregation :</w:t>
-      </w:r>
-      <w:proofErr w:type="gramEnd"/>
-      <w:r>
-        <w:rPr>
-          <w:b/>
-          <w:bCs/>
-        </w:rPr>
-        <w:t xml:space="preserve"> </w:t>
+        <w:rPr>
+          <w:b/>
+          <w:bCs/>
+        </w:rPr>
+      </w:pPr>
+      <w:r>
+        <w:rPr>
+          <w:b/>
+          <w:bCs/>
+        </w:rPr>
+        <w:t xml:space="preserve">Aggregation : </w:t>
       </w:r>
       <w:r>
         <w:t>Data aggregation allows users to get similar results to those obtained for the SQL clause GROUP BY</w:t>
@@ -423,21 +315,12 @@
           <w:bCs/>
         </w:rPr>
       </w:pPr>
-      <w:proofErr w:type="gramStart"/>
-      <w:r>
-        <w:rPr>
-          <w:b/>
-          <w:bCs/>
-        </w:rPr>
-        <w:t>Map</w:t>
-      </w:r>
-      <w:proofErr w:type="gramEnd"/>
-      <w:r>
-        <w:rPr>
-          <w:b/>
-          <w:bCs/>
-        </w:rPr>
-        <w:t xml:space="preserve"> reduce function</w:t>
+      <w:r>
+        <w:rPr>
+          <w:b/>
+          <w:bCs/>
+        </w:rPr>
+        <w:t>Map reduce function</w:t>
       </w:r>
     </w:p>
     <w:p>
@@ -458,23 +341,7 @@
           <w:b/>
           <w:bCs/>
         </w:rPr>
-        <w:t xml:space="preserve">Capped </w:t>
-      </w:r>
-      <w:proofErr w:type="gramStart"/>
-      <w:r>
-        <w:rPr>
-          <w:b/>
-          <w:bCs/>
-        </w:rPr>
-        <w:t>collection :</w:t>
-      </w:r>
-      <w:proofErr w:type="gramEnd"/>
-      <w:r>
-        <w:rPr>
-          <w:b/>
-          <w:bCs/>
-        </w:rPr>
-        <w:t xml:space="preserve"> </w:t>
+        <w:t xml:space="preserve">Capped collection : </w:t>
       </w:r>
       <w:r>
         <w:t>that handles data insertion order</w:t>
@@ -501,6 +368,7 @@
         <w:rPr>
           <w:b/>
           <w:bCs/>
+          <w:noProof/>
         </w:rPr>
         <w:drawing>
           <wp:inline distT="0" distB="0" distL="0" distR="0" wp14:anchorId="133EB501" wp14:editId="5ED66507">
@@ -552,13 +420,8 @@
       <w:pPr>
         <w:spacing w:after="0" w:line="240" w:lineRule="auto"/>
       </w:pPr>
-      <w:proofErr w:type="gramStart"/>
-      <w:r>
-        <w:t>SQL :</w:t>
-      </w:r>
-      <w:proofErr w:type="gramEnd"/>
-      <w:r>
-        <w:t xml:space="preserve"> Facilitates database integrity testing</w:t>
+      <w:r>
+        <w:t>SQL : Facilitates database integrity testing</w:t>
       </w:r>
     </w:p>
     <w:p>
@@ -626,13 +489,8 @@
         <w:t>Security</w:t>
       </w:r>
       <w:r>
-        <w:t xml:space="preserve"> – encrypt certain </w:t>
-      </w:r>
-      <w:proofErr w:type="gramStart"/>
-      <w:r>
-        <w:t>tables</w:t>
-      </w:r>
-      <w:proofErr w:type="gramEnd"/>
+        <w:t xml:space="preserve"> – encrypt certain tables</w:t>
+      </w:r>
     </w:p>
     <w:p>
       <w:pPr>
@@ -651,15 +509,8 @@
       <w:pPr>
         <w:spacing w:after="0" w:line="240" w:lineRule="auto"/>
       </w:pPr>
-      <w:proofErr w:type="spellStart"/>
-      <w:proofErr w:type="gramStart"/>
-      <w:r>
-        <w:t>Non Relational</w:t>
-      </w:r>
-      <w:proofErr w:type="spellEnd"/>
-      <w:proofErr w:type="gramEnd"/>
-      <w:r>
-        <w:t xml:space="preserve"> </w:t>
+      <w:r>
+        <w:t xml:space="preserve">Non Relational </w:t>
       </w:r>
     </w:p>
     <w:p>
@@ -685,13 +536,8 @@
         <w:spacing w:after="0" w:line="240" w:lineRule="auto"/>
       </w:pPr>
       <w:r>
-        <w:t xml:space="preserve">Column store – optimized for </w:t>
-      </w:r>
-      <w:proofErr w:type="gramStart"/>
-      <w:r>
-        <w:t>performance</w:t>
-      </w:r>
-      <w:proofErr w:type="gramEnd"/>
+        <w:t>Column store – optimized for performance</w:t>
+      </w:r>
     </w:p>
     <w:p>
       <w:pPr>
@@ -755,13 +601,8 @@
         <w:spacing w:after="0" w:line="240" w:lineRule="auto"/>
       </w:pPr>
       <w:r>
-        <w:t xml:space="preserve">Cost </w:t>
-      </w:r>
-      <w:proofErr w:type="gramStart"/>
-      <w:r>
-        <w:t>effective</w:t>
-      </w:r>
-      <w:proofErr w:type="gramEnd"/>
+        <w:t>Cost effective</w:t>
+      </w:r>
     </w:p>
     <w:p>
       <w:pPr>
@@ -853,22 +694,17 @@
       </w:r>
       <w:r>
         <w:br/>
-        <w:t xml:space="preserve">Partition tolerance means that the system can continue operating even if the network connecting the nodes has a fault that results in two or more partitions, where the nodes in each partition can only communicate among each other. That means, the system continues to function and upholds its consistency guarantees </w:t>
-      </w:r>
-      <w:proofErr w:type="gramStart"/>
-      <w:r>
-        <w:t>in spite of</w:t>
-      </w:r>
-      <w:proofErr w:type="gramEnd"/>
-      <w:r>
-        <w:t xml:space="preserve"> network partitions. </w:t>
-      </w:r>
-    </w:p>
-    <w:p>
-      <w:pPr>
-        <w:spacing w:after="0" w:line="240" w:lineRule="auto"/>
-      </w:pPr>
-      <w:r>
+        <w:t>Partition tolerance means that the system can continue operating even if the network connecting the nodes has a fault that results in two or more partitions, where the nodes in each partition can only communicate among each other. That means, the system continues to function and upholds its consistency guarantees in spite of network partitions. </w:t>
+      </w:r>
+    </w:p>
+    <w:p>
+      <w:pPr>
+        <w:spacing w:after="0" w:line="240" w:lineRule="auto"/>
+      </w:pPr>
+      <w:r>
+        <w:rPr>
+          <w:noProof/>
+        </w:rPr>
         <w:drawing>
           <wp:inline distT="0" distB="0" distL="0" distR="0" wp14:anchorId="07C022E4" wp14:editId="4A1A0101">
             <wp:extent cx="3379390" cy="2755900"/>
@@ -923,7 +759,7 @@
 </file>
 
 <file path=word/numbering.xml><?xml version="1.0" encoding="utf-8"?>
-<w:numbering xmlns:wpc="http://schemas.microsoft.com/office/word/2010/wordprocessingCanvas" xmlns:cx="http://schemas.microsoft.com/office/drawing/2014/chartex" xmlns:cx1="http://schemas.microsoft.com/office/drawing/2015/9/8/chartex" xmlns:cx2="http://schemas.microsoft.com/office/drawing/2015/10/21/chartex" xmlns:cx3="http://schemas.microsoft.com/office/drawing/2016/5/9/chartex" xmlns:cx4="http://schemas.microsoft.com/office/drawing/2016/5/10/chartex" xmlns:cx5="http://schemas.microsoft.com/office/drawing/2016/5/11/chartex" xmlns:cx6="http://schemas.microsoft.com/office/drawing/2016/5/12/chartex" xmlns:cx7="http://schemas.microsoft.com/office/drawing/2016/5/13/chartex" xmlns:cx8="http://schemas.microsoft.com/office/drawing/2016/5/14/chartex" xmlns:mc="http://schemas.openxmlformats.org/markup-compatibility/2006" xmlns:aink="http://schemas.microsoft.com/office/drawing/2016/ink" xmlns:am3d="http://schemas.microsoft.com/office/drawing/2017/model3d" xmlns:o="urn:schemas-microsoft-com:office:office" xmlns:oel="http://schemas.microsoft.com/office/2019/extlst" xmlns:r="http://schemas.openxmlformats.org/officeDocument/2006/relationships" xmlns:m="http://schemas.openxmlformats.org/officeDocument/2006/math" xmlns:v="urn:schemas-microsoft-com:vml" xmlns:wp14="http://schemas.microsoft.com/office/word/2010/wordprocessingDrawing" xmlns:wp="http://schemas.openxmlformats.org/drawingml/2006/wordprocessingDrawing" xmlns:w10="urn:schemas-microsoft-com:office:word" xmlns:w="http://schemas.openxmlformats.org/wordprocessingml/2006/main" xmlns:w14="http://schemas.microsoft.com/office/word/2010/wordml" xmlns:w15="http://schemas.microsoft.com/office/word/2012/wordml" xmlns:w16cex="http://schemas.microsoft.com/office/word/2018/wordml/cex" xmlns:w16cid="http://schemas.microsoft.com/office/word/2016/wordml/cid" xmlns:w16="http://schemas.microsoft.com/office/word/2018/wordml" xmlns:w16du="http://schemas.microsoft.com/office/word/2023/wordml/word16du" xmlns:w16sdtdh="http://schemas.microsoft.com/office/word/2020/wordml/sdtdatahash" xmlns:w16se="http://schemas.microsoft.com/office/word/2015/wordml/symex" xmlns:wpg="http://schemas.microsoft.com/office/word/2010/wordprocessingGroup" xmlns:wpi="http://schemas.microsoft.com/office/word/2010/wordprocessingInk" xmlns:wne="http://schemas.microsoft.com/office/word/2006/wordml" xmlns:wps="http://schemas.microsoft.com/office/word/2010/wordprocessingShape" mc:Ignorable="w14 w15 w16se w16cid w16 w16cex w16sdtdh wp14">
+<w:numbering xmlns:wpc="http://schemas.microsoft.com/office/word/2010/wordprocessingCanvas" xmlns:cx="http://schemas.microsoft.com/office/drawing/2014/chartex" xmlns:cx1="http://schemas.microsoft.com/office/drawing/2015/9/8/chartex" xmlns:cx2="http://schemas.microsoft.com/office/drawing/2015/10/21/chartex" xmlns:cx3="http://schemas.microsoft.com/office/drawing/2016/5/9/chartex" xmlns:cx4="http://schemas.microsoft.com/office/drawing/2016/5/10/chartex" xmlns:cx5="http://schemas.microsoft.com/office/drawing/2016/5/11/chartex" xmlns:cx6="http://schemas.microsoft.com/office/drawing/2016/5/12/chartex" xmlns:cx7="http://schemas.microsoft.com/office/drawing/2016/5/13/chartex" xmlns:cx8="http://schemas.microsoft.com/office/drawing/2016/5/14/chartex" xmlns:mc="http://schemas.openxmlformats.org/markup-compatibility/2006" xmlns:aink="http://schemas.microsoft.com/office/drawing/2016/ink" xmlns:am3d="http://schemas.microsoft.com/office/drawing/2017/model3d" xmlns:o="urn:schemas-microsoft-com:office:office" xmlns:oel="http://schemas.microsoft.com/office/2019/extlst" xmlns:r="http://schemas.openxmlformats.org/officeDocument/2006/relationships" xmlns:m="http://schemas.openxmlformats.org/officeDocument/2006/math" xmlns:v="urn:schemas-microsoft-com:vml" xmlns:wp14="http://schemas.microsoft.com/office/word/2010/wordprocessingDrawing" xmlns:wp="http://schemas.openxmlformats.org/drawingml/2006/wordprocessingDrawing" xmlns:w10="urn:schemas-microsoft-com:office:word" xmlns:w="http://schemas.openxmlformats.org/wordprocessingml/2006/main" xmlns:w14="http://schemas.microsoft.com/office/word/2010/wordml" xmlns:w15="http://schemas.microsoft.com/office/word/2012/wordml" xmlns:w16cex="http://schemas.microsoft.com/office/word/2018/wordml/cex" xmlns:w16cid="http://schemas.microsoft.com/office/word/2016/wordml/cid" xmlns:w16="http://schemas.microsoft.com/office/word/2018/wordml" xmlns:w16du="http://schemas.microsoft.com/office/word/2023/wordml/word16du" xmlns:w16sdtdh="http://schemas.microsoft.com/office/word/2020/wordml/sdtdatahash" xmlns:w16sdtfl="http://schemas.microsoft.com/office/word/2024/wordml/sdtformatlock" xmlns:w16se="http://schemas.microsoft.com/office/word/2015/wordml/symex" xmlns:wpg="http://schemas.microsoft.com/office/word/2010/wordprocessingGroup" xmlns:wpi="http://schemas.microsoft.com/office/word/2010/wordprocessingInk" xmlns:wne="http://schemas.microsoft.com/office/word/2006/wordml" xmlns:wps="http://schemas.microsoft.com/office/word/2010/wordprocessingShape" mc:Ignorable="w14 w15 w16se w16cid w16 w16cex w16sdtdh w16sdtfl w16du wp14">
   <w:abstractNum w:abstractNumId="0" w15:restartNumberingAfterBreak="0">
     <w:nsid w:val="2056362B"/>
     <w:multiLevelType w:val="hybridMultilevel"/>
@@ -1276,7 +1112,7 @@
 </file>
 
 <file path=word/styles.xml><?xml version="1.0" encoding="utf-8"?>
-<w:styles xmlns:mc="http://schemas.openxmlformats.org/markup-compatibility/2006" xmlns:r="http://schemas.openxmlformats.org/officeDocument/2006/relationships" xmlns:w="http://schemas.openxmlformats.org/wordprocessingml/2006/main" xmlns:w14="http://schemas.microsoft.com/office/word/2010/wordml" xmlns:w15="http://schemas.microsoft.com/office/word/2012/wordml" xmlns:w16cex="http://schemas.microsoft.com/office/word/2018/wordml/cex" xmlns:w16cid="http://schemas.microsoft.com/office/word/2016/wordml/cid" xmlns:w16="http://schemas.microsoft.com/office/word/2018/wordml" xmlns:w16sdtdh="http://schemas.microsoft.com/office/word/2020/wordml/sdtdatahash" xmlns:w16se="http://schemas.microsoft.com/office/word/2015/wordml/symex" mc:Ignorable="w14 w15 w16se w16cid w16 w16cex w16sdtdh">
+<w:styles xmlns:mc="http://schemas.openxmlformats.org/markup-compatibility/2006" xmlns:r="http://schemas.openxmlformats.org/officeDocument/2006/relationships" xmlns:w="http://schemas.openxmlformats.org/wordprocessingml/2006/main" xmlns:w14="http://schemas.microsoft.com/office/word/2010/wordml" xmlns:w15="http://schemas.microsoft.com/office/word/2012/wordml" xmlns:w16cex="http://schemas.microsoft.com/office/word/2018/wordml/cex" xmlns:w16cid="http://schemas.microsoft.com/office/word/2016/wordml/cid" xmlns:w16="http://schemas.microsoft.com/office/word/2018/wordml" xmlns:w16du="http://schemas.microsoft.com/office/word/2023/wordml/word16du" xmlns:w16sdtdh="http://schemas.microsoft.com/office/word/2020/wordml/sdtdatahash" xmlns:w16sdtfl="http://schemas.microsoft.com/office/word/2024/wordml/sdtformatlock" xmlns:w16se="http://schemas.microsoft.com/office/word/2015/wordml/symex" mc:Ignorable="w14 w15 w16se w16cid w16 w16cex w16sdtdh w16sdtfl w16du">
   <w:docDefaults>
     <w:rPrDefault>
       <w:rPr>
